--- a/deploy/node_util_spreadsheet/Federator.ai_Kubernetes_Node_Utilization_Helper_Utility.docx
+++ b/deploy/node_util_spreadsheet/Federator.ai_Kubernetes_Node_Utilization_Helper_Utility.docx
@@ -269,28 +269,14 @@
                                 <w:sz w:val="16"/>
                                 <w:szCs w:val="16"/>
                               </w:rPr>
-                              <w:t>node_utilization_20230</w:t>
-                            </w:r>
-                            <w:r>
-                              <w:rPr>
-                                <w:sz w:val="16"/>
-                                <w:szCs w:val="16"/>
-                              </w:rPr>
-                              <w:t>8</w:t>
-                            </w:r>
-                            <w:r>
-                              <w:rPr>
-                                <w:sz w:val="16"/>
-                                <w:szCs w:val="16"/>
-                              </w:rPr>
-                              <w:t>1</w:t>
-                            </w:r>
-                            <w:r>
-                              <w:rPr>
-                                <w:sz w:val="16"/>
-                                <w:szCs w:val="16"/>
-                              </w:rPr>
-                              <w:t>6</w:t>
+                              <w:t>node_utilization_</w:t>
+                            </w:r>
+                            <w:r>
+                              <w:rPr>
+                                <w:sz w:val="16"/>
+                                <w:szCs w:val="16"/>
+                              </w:rPr>
+                              <w:t>20231117</w:t>
                             </w:r>
                             <w:r>
                               <w:rPr>
@@ -319,7 +305,11 @@
           </mc:Choice>
           <mc:Fallback>
             <w:pict>
-              <v:shape w14:anchorId="4D934A3C" id="_x0000_s1027" type="#_x0000_t202" style="position:absolute;left:0;text-align:left;margin-left:261.75pt;margin-top:198.1pt;width:121.5pt;height:20.25pt;z-index:251665408;visibility:visible;mso-wrap-style:square;mso-width-percent:0;mso-height-percent:0;mso-wrap-distance-left:9pt;mso-wrap-distance-top:3.6pt;mso-wrap-distance-right:9pt;mso-wrap-distance-bottom:3.6pt;mso-position-horizontal:absolute;mso-position-horizontal-relative:text;mso-position-vertical:absolute;mso-position-vertical-relative:text;mso-width-percent:0;mso-height-percent:0;mso-width-relative:margin;mso-height-relative:margin;v-text-anchor:top" o:gfxdata="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" filled="f" stroked="f">
+              <v:shapetype w14:anchorId="4D934A3C" id="_x0000_t202" coordsize="21600,21600" o:spt="202" path="m,l,21600r21600,l21600,xe">
+                <v:stroke joinstyle="miter"/>
+                <v:path gradientshapeok="t" o:connecttype="rect"/>
+              </v:shapetype>
+              <v:shape id="_x0000_s1027" type="#_x0000_t202" style="position:absolute;left:0;text-align:left;margin-left:261.75pt;margin-top:198.1pt;width:121.5pt;height:20.25pt;z-index:251665408;visibility:visible;mso-wrap-style:square;mso-width-percent:0;mso-height-percent:0;mso-wrap-distance-left:9pt;mso-wrap-distance-top:3.6pt;mso-wrap-distance-right:9pt;mso-wrap-distance-bottom:3.6pt;mso-position-horizontal:absolute;mso-position-horizontal-relative:text;mso-position-vertical:absolute;mso-position-vertical-relative:text;mso-width-percent:0;mso-height-percent:0;mso-width-relative:margin;mso-height-relative:margin;v-text-anchor:top" o:gfxdata="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" filled="f" stroked="f">
                 <v:textbox>
                   <w:txbxContent>
                     <w:p>
@@ -328,28 +318,14 @@
                           <w:sz w:val="16"/>
                           <w:szCs w:val="16"/>
                         </w:rPr>
-                        <w:t>node_utilization_20230</w:t>
-                      </w:r>
-                      <w:r>
-                        <w:rPr>
-                          <w:sz w:val="16"/>
-                          <w:szCs w:val="16"/>
-                        </w:rPr>
-                        <w:t>8</w:t>
-                      </w:r>
-                      <w:r>
-                        <w:rPr>
-                          <w:sz w:val="16"/>
-                          <w:szCs w:val="16"/>
-                        </w:rPr>
-                        <w:t>1</w:t>
-                      </w:r>
-                      <w:r>
-                        <w:rPr>
-                          <w:sz w:val="16"/>
-                          <w:szCs w:val="16"/>
-                        </w:rPr>
-                        <w:t>6</w:t>
+                        <w:t>node_utilization_</w:t>
+                      </w:r>
+                      <w:r>
+                        <w:rPr>
+                          <w:sz w:val="16"/>
+                          <w:szCs w:val="16"/>
+                        </w:rPr>
+                        <w:t>20231117</w:t>
                       </w:r>
                       <w:r>
                         <w:rPr>
@@ -371,7 +347,7 @@
           <w:noProof/>
         </w:rPr>
         <w:drawing>
-          <wp:inline distT="0" distB="0" distL="0" distR="0" wp14:anchorId="66A0FE67" wp14:editId="6C0E7E59">
+          <wp:inline distT="0" distB="0" distL="0" distR="0" wp14:anchorId="66A0FE67" wp14:editId="19929CD2">
             <wp:extent cx="3392424" cy="2852928"/>
             <wp:effectExtent l="0" t="0" r="0" b="5080"/>
             <wp:docPr id="1502859575" name="Picture 1"/>
@@ -439,28 +415,14 @@
           <w:b/>
           <w:bCs/>
         </w:rPr>
-        <w:t>node_utilization_20230</w:t>
+        <w:t>node_utilization_</w:t>
       </w:r>
       <w:r>
         <w:rPr>
           <w:b/>
           <w:bCs/>
         </w:rPr>
-        <w:t>8</w:t>
-      </w:r>
-      <w:r>
-        <w:rPr>
-          <w:b/>
-          <w:bCs/>
-        </w:rPr>
-        <w:t>1</w:t>
-      </w:r>
-      <w:r>
-        <w:rPr>
-          <w:b/>
-          <w:bCs/>
-        </w:rPr>
-        <w:t>6</w:t>
+        <w:t>20231117</w:t>
       </w:r>
       <w:r>
         <w:rPr>
@@ -541,7 +503,25 @@
           <w:sz w:val="18"/>
           <w:szCs w:val="18"/>
         </w:rPr>
-        <w:t xml:space="preserve">–password=xxxxx </w:t>
+        <w:t>–password=</w:t>
+      </w:r>
+      <w:proofErr w:type="spellStart"/>
+      <w:r>
+        <w:rPr>
+          <w:rFonts w:ascii="Consolas" w:hAnsi="Consolas"/>
+          <w:sz w:val="18"/>
+          <w:szCs w:val="18"/>
+        </w:rPr>
+        <w:t>xxxxx</w:t>
+      </w:r>
+      <w:proofErr w:type="spellEnd"/>
+      <w:r>
+        <w:rPr>
+          <w:rFonts w:ascii="Consolas" w:hAnsi="Consolas"/>
+          <w:sz w:val="18"/>
+          <w:szCs w:val="18"/>
+        </w:rPr>
+        <w:t xml:space="preserve"> </w:t>
       </w:r>
       <w:r>
         <w:rPr>
@@ -567,7 +547,15 @@
         <w:pStyle w:val="ListParagraph"/>
       </w:pPr>
       <w:r>
-        <w:t>Where “host” is the hostname or URL of Federator.ai, “username”/”password” are the username and password for logging in Federator.ai</w:t>
+        <w:t>Where “host” is the hostname or URL of Federator.ai, “username”</w:t>
+      </w:r>
+      <w:proofErr w:type="gramStart"/>
+      <w:r>
+        <w:t>/”password</w:t>
+      </w:r>
+      <w:proofErr w:type="gramEnd"/>
+      <w:r>
+        <w:t>” are the username and password for logging in Federator.ai</w:t>
       </w:r>
       <w:r>
         <w:t>, and “cluster” is the cluster name of the managed target cluster configured in Federator.ai</w:t>
@@ -642,7 +630,15 @@
                                 <w:sz w:val="16"/>
                                 <w:szCs w:val="16"/>
                               </w:rPr>
-                              <w:t>Federator.ai Kubernetes Node/Controller Resource Collector v1.0.8</w:t>
+                              <w:t>Federator.ai Kubernetes Node/Controller Resource Collector v</w:t>
+                            </w:r>
+                            <w:r>
+                              <w:rPr>
+                                <w:rFonts w:ascii="Consolas" w:hAnsi="Consolas"/>
+                                <w:sz w:val="16"/>
+                                <w:szCs w:val="16"/>
+                              </w:rPr>
+                              <w:t>1.1.4</w:t>
                             </w:r>
                           </w:p>
                           <w:p>
@@ -716,7 +712,27 @@
                                 <w:sz w:val="16"/>
                                 <w:szCs w:val="16"/>
                               </w:rPr>
-                              <w:t xml:space="preserve">  -h, --host=''           Federator.ai API host(ip:port) (DEFAULT: '127.0.0.1:31012')</w:t>
+                              <w:t xml:space="preserve">  -h, --host=''           Federator.ai API host(</w:t>
+                            </w:r>
+                            <w:proofErr w:type="spellStart"/>
+                            <w:proofErr w:type="gramStart"/>
+                            <w:r>
+                              <w:rPr>
+                                <w:rFonts w:ascii="Consolas" w:hAnsi="Consolas"/>
+                                <w:sz w:val="16"/>
+                                <w:szCs w:val="16"/>
+                              </w:rPr>
+                              <w:t>ip:port</w:t>
+                            </w:r>
+                            <w:proofErr w:type="spellEnd"/>
+                            <w:proofErr w:type="gramEnd"/>
+                            <w:r>
+                              <w:rPr>
+                                <w:rFonts w:ascii="Consolas" w:hAnsi="Consolas"/>
+                                <w:sz w:val="16"/>
+                                <w:szCs w:val="16"/>
+                              </w:rPr>
+                              <w:t>) (DEFAULT: '127.0.0.1:31012')</w:t>
                             </w:r>
                           </w:p>
                           <w:p>
@@ -734,7 +750,25 @@
                                 <w:sz w:val="16"/>
                                 <w:szCs w:val="16"/>
                               </w:rPr>
-                              <w:t xml:space="preserve">  -u, --username=''       Federator.ai API user name (DEFAULT: 'admin')</w:t>
+                              <w:t xml:space="preserve">  -u, --username=''       Federator.ai API </w:t>
+                            </w:r>
+                            <w:proofErr w:type="gramStart"/>
+                            <w:r>
+                              <w:rPr>
+                                <w:rFonts w:ascii="Consolas" w:hAnsi="Consolas"/>
+                                <w:sz w:val="16"/>
+                                <w:szCs w:val="16"/>
+                              </w:rPr>
+                              <w:t>user name</w:t>
+                            </w:r>
+                            <w:proofErr w:type="gramEnd"/>
+                            <w:r>
+                              <w:rPr>
+                                <w:rFonts w:ascii="Consolas" w:hAnsi="Consolas"/>
+                                <w:sz w:val="16"/>
+                                <w:szCs w:val="16"/>
+                              </w:rPr>
+                              <w:t xml:space="preserve"> (DEFAULT: 'admin')</w:t>
                             </w:r>
                           </w:p>
                           <w:p>
@@ -806,7 +840,25 @@
                                 <w:sz w:val="16"/>
                                 <w:szCs w:val="16"/>
                               </w:rPr>
-                              <w:t xml:space="preserve">  -x, --context=''        Kubeconfig context name (DEFAULT: '')</w:t>
+                              <w:t xml:space="preserve">  -x, --context=''        </w:t>
+                            </w:r>
+                            <w:proofErr w:type="spellStart"/>
+                            <w:r>
+                              <w:rPr>
+                                <w:rFonts w:ascii="Consolas" w:hAnsi="Consolas"/>
+                                <w:sz w:val="16"/>
+                                <w:szCs w:val="16"/>
+                              </w:rPr>
+                              <w:t>Kubeconfig</w:t>
+                            </w:r>
+                            <w:proofErr w:type="spellEnd"/>
+                            <w:r>
+                              <w:rPr>
+                                <w:rFonts w:ascii="Consolas" w:hAnsi="Consolas"/>
+                                <w:sz w:val="16"/>
+                                <w:szCs w:val="16"/>
+                              </w:rPr>
+                              <w:t xml:space="preserve"> context name (DEFAULT: '')</w:t>
                             </w:r>
                           </w:p>
                           <w:p>
@@ -914,7 +966,25 @@
                                 <w:sz w:val="16"/>
                                 <w:szCs w:val="16"/>
                               </w:rPr>
-                              <w:t xml:space="preserve">  -t, --pastperiod=''     Past period in days for getting the maximum usage (DEFAULT: '28')</w:t>
+                              <w:t xml:space="preserve">  -t, --</w:t>
+                            </w:r>
+                            <w:proofErr w:type="spellStart"/>
+                            <w:r>
+                              <w:rPr>
+                                <w:rFonts w:ascii="Consolas" w:hAnsi="Consolas"/>
+                                <w:sz w:val="16"/>
+                                <w:szCs w:val="16"/>
+                              </w:rPr>
+                              <w:t>pastperiod</w:t>
+                            </w:r>
+                            <w:proofErr w:type="spellEnd"/>
+                            <w:r>
+                              <w:rPr>
+                                <w:rFonts w:ascii="Consolas" w:hAnsi="Consolas"/>
+                                <w:sz w:val="16"/>
+                                <w:szCs w:val="16"/>
+                              </w:rPr>
+                              <w:t>=''     Past period in days for getting the maximum usage (DEFAULT: '28')</w:t>
                             </w:r>
                           </w:p>
                           <w:p>
@@ -955,7 +1025,25 @@
                                 <w:sz w:val="16"/>
                                 <w:szCs w:val="16"/>
                               </w:rPr>
-                              <w:t xml:space="preserve">  k8s-resource-collect.sh --host=127.0.0.1:31012 --username=admin --password=xxxx --cluster=h3-61</w:t>
+                              <w:t xml:space="preserve">  k8s-resource-collect.sh --host=127.0.0.1:31012 --username=admin --password=</w:t>
+                            </w:r>
+                            <w:proofErr w:type="spellStart"/>
+                            <w:r>
+                              <w:rPr>
+                                <w:rFonts w:ascii="Consolas" w:hAnsi="Consolas"/>
+                                <w:sz w:val="16"/>
+                                <w:szCs w:val="16"/>
+                              </w:rPr>
+                              <w:t>xxxx</w:t>
+                            </w:r>
+                            <w:proofErr w:type="spellEnd"/>
+                            <w:r>
+                              <w:rPr>
+                                <w:rFonts w:ascii="Consolas" w:hAnsi="Consolas"/>
+                                <w:sz w:val="16"/>
+                                <w:szCs w:val="16"/>
+                              </w:rPr>
+                              <w:t xml:space="preserve"> --cluster=h3-61</w:t>
                             </w:r>
                           </w:p>
                         </w:txbxContent>
@@ -995,7 +1083,15 @@
                           <w:sz w:val="16"/>
                           <w:szCs w:val="16"/>
                         </w:rPr>
-                        <w:t>Federator.ai Kubernetes Node/Controller Resource Collector v1.0.8</w:t>
+                        <w:t>Federator.ai Kubernetes Node/Controller Resource Collector v</w:t>
+                      </w:r>
+                      <w:r>
+                        <w:rPr>
+                          <w:rFonts w:ascii="Consolas" w:hAnsi="Consolas"/>
+                          <w:sz w:val="16"/>
+                          <w:szCs w:val="16"/>
+                        </w:rPr>
+                        <w:t>1.1.4</w:t>
                       </w:r>
                     </w:p>
                     <w:p>
@@ -1069,7 +1165,27 @@
                           <w:sz w:val="16"/>
                           <w:szCs w:val="16"/>
                         </w:rPr>
-                        <w:t xml:space="preserve">  -h, --host=''           Federator.ai API host(ip:port) (DEFAULT: '127.0.0.1:31012')</w:t>
+                        <w:t xml:space="preserve">  -h, --host=''           Federator.ai API host(</w:t>
+                      </w:r>
+                      <w:proofErr w:type="spellStart"/>
+                      <w:proofErr w:type="gramStart"/>
+                      <w:r>
+                        <w:rPr>
+                          <w:rFonts w:ascii="Consolas" w:hAnsi="Consolas"/>
+                          <w:sz w:val="16"/>
+                          <w:szCs w:val="16"/>
+                        </w:rPr>
+                        <w:t>ip:port</w:t>
+                      </w:r>
+                      <w:proofErr w:type="spellEnd"/>
+                      <w:proofErr w:type="gramEnd"/>
+                      <w:r>
+                        <w:rPr>
+                          <w:rFonts w:ascii="Consolas" w:hAnsi="Consolas"/>
+                          <w:sz w:val="16"/>
+                          <w:szCs w:val="16"/>
+                        </w:rPr>
+                        <w:t>) (DEFAULT: '127.0.0.1:31012')</w:t>
                       </w:r>
                     </w:p>
                     <w:p>
@@ -1087,7 +1203,25 @@
                           <w:sz w:val="16"/>
                           <w:szCs w:val="16"/>
                         </w:rPr>
-                        <w:t xml:space="preserve">  -u, --username=''       Federator.ai API user name (DEFAULT: 'admin')</w:t>
+                        <w:t xml:space="preserve">  -u, --username=''       Federator.ai API </w:t>
+                      </w:r>
+                      <w:proofErr w:type="gramStart"/>
+                      <w:r>
+                        <w:rPr>
+                          <w:rFonts w:ascii="Consolas" w:hAnsi="Consolas"/>
+                          <w:sz w:val="16"/>
+                          <w:szCs w:val="16"/>
+                        </w:rPr>
+                        <w:t>user name</w:t>
+                      </w:r>
+                      <w:proofErr w:type="gramEnd"/>
+                      <w:r>
+                        <w:rPr>
+                          <w:rFonts w:ascii="Consolas" w:hAnsi="Consolas"/>
+                          <w:sz w:val="16"/>
+                          <w:szCs w:val="16"/>
+                        </w:rPr>
+                        <w:t xml:space="preserve"> (DEFAULT: 'admin')</w:t>
                       </w:r>
                     </w:p>
                     <w:p>
@@ -1159,7 +1293,25 @@
                           <w:sz w:val="16"/>
                           <w:szCs w:val="16"/>
                         </w:rPr>
-                        <w:t xml:space="preserve">  -x, --context=''        Kubeconfig context name (DEFAULT: '')</w:t>
+                        <w:t xml:space="preserve">  -x, --context=''        </w:t>
+                      </w:r>
+                      <w:proofErr w:type="spellStart"/>
+                      <w:r>
+                        <w:rPr>
+                          <w:rFonts w:ascii="Consolas" w:hAnsi="Consolas"/>
+                          <w:sz w:val="16"/>
+                          <w:szCs w:val="16"/>
+                        </w:rPr>
+                        <w:t>Kubeconfig</w:t>
+                      </w:r>
+                      <w:proofErr w:type="spellEnd"/>
+                      <w:r>
+                        <w:rPr>
+                          <w:rFonts w:ascii="Consolas" w:hAnsi="Consolas"/>
+                          <w:sz w:val="16"/>
+                          <w:szCs w:val="16"/>
+                        </w:rPr>
+                        <w:t xml:space="preserve"> context name (DEFAULT: '')</w:t>
                       </w:r>
                     </w:p>
                     <w:p>
@@ -1267,7 +1419,25 @@
                           <w:sz w:val="16"/>
                           <w:szCs w:val="16"/>
                         </w:rPr>
-                        <w:t xml:space="preserve">  -t, --pastperiod=''     Past period in days for getting the maximum usage (DEFAULT: '28')</w:t>
+                        <w:t xml:space="preserve">  -t, --</w:t>
+                      </w:r>
+                      <w:proofErr w:type="spellStart"/>
+                      <w:r>
+                        <w:rPr>
+                          <w:rFonts w:ascii="Consolas" w:hAnsi="Consolas"/>
+                          <w:sz w:val="16"/>
+                          <w:szCs w:val="16"/>
+                        </w:rPr>
+                        <w:t>pastperiod</w:t>
+                      </w:r>
+                      <w:proofErr w:type="spellEnd"/>
+                      <w:r>
+                        <w:rPr>
+                          <w:rFonts w:ascii="Consolas" w:hAnsi="Consolas"/>
+                          <w:sz w:val="16"/>
+                          <w:szCs w:val="16"/>
+                        </w:rPr>
+                        <w:t>=''     Past period in days for getting the maximum usage (DEFAULT: '28')</w:t>
                       </w:r>
                     </w:p>
                     <w:p>
@@ -1308,7 +1478,25 @@
                           <w:sz w:val="16"/>
                           <w:szCs w:val="16"/>
                         </w:rPr>
-                        <w:t xml:space="preserve">  k8s-resource-collect.sh --host=127.0.0.1:31012 --username=admin --password=xxxx --cluster=h3-61</w:t>
+                        <w:t xml:space="preserve">  k8s-resource-collect.sh --host=127.0.0.1:31012 --username=admin --password=</w:t>
+                      </w:r>
+                      <w:proofErr w:type="spellStart"/>
+                      <w:r>
+                        <w:rPr>
+                          <w:rFonts w:ascii="Consolas" w:hAnsi="Consolas"/>
+                          <w:sz w:val="16"/>
+                          <w:szCs w:val="16"/>
+                        </w:rPr>
+                        <w:t>xxxx</w:t>
+                      </w:r>
+                      <w:proofErr w:type="spellEnd"/>
+                      <w:r>
+                        <w:rPr>
+                          <w:rFonts w:ascii="Consolas" w:hAnsi="Consolas"/>
+                          <w:sz w:val="16"/>
+                          <w:szCs w:val="16"/>
+                        </w:rPr>
+                        <w:t xml:space="preserve"> --cluster=h3-61</w:t>
                       </w:r>
                     </w:p>
                   </w:txbxContent>
@@ -1383,8 +1571,13 @@
         <w:t xml:space="preserve"> </w:t>
       </w:r>
       <w:r>
-        <w:t>configured for the Kubernetes cluster</w:t>
-      </w:r>
+        <w:t xml:space="preserve">configured for the Kubernetes </w:t>
+      </w:r>
+      <w:proofErr w:type="gramStart"/>
+      <w:r>
+        <w:t>cluster</w:t>
+      </w:r>
+      <w:proofErr w:type="gramEnd"/>
     </w:p>
     <w:p>
       <w:pPr>
@@ -1411,17 +1604,12 @@
       <w:r>
         <w:t>” script helps users to collect resource (Node and Controller) data and save the data to two CSV files, “node-raw.csv” and “deployment-raw.csv”. The “</w:t>
       </w:r>
-      <w:r>
-        <w:t>node_utilization_20230</w:t>
-      </w:r>
-      <w:r>
-        <w:t>8</w:t>
-      </w:r>
-      <w:r>
-        <w:t>1</w:t>
-      </w:r>
-      <w:r>
-        <w:t>6</w:t>
+      <w:proofErr w:type="gramStart"/>
+      <w:r>
+        <w:t>node_utilization_</w:t>
+      </w:r>
+      <w:r>
+        <w:t>20231117</w:t>
       </w:r>
       <w:r>
         <w:t>.xls</w:t>
@@ -1430,7 +1618,11 @@
         <w:t>m</w:t>
       </w:r>
       <w:r>
-        <w:t>“ spreadsheet is configured to load the resource data from the two CSV files automatically when the spreadsheet is opened.</w:t>
+        <w:t>“ spreadsheet</w:t>
+      </w:r>
+      <w:proofErr w:type="gramEnd"/>
+      <w:r>
+        <w:t xml:space="preserve"> is configured to load the resource data from the two CSV files automatically when the spreadsheet is opened.</w:t>
       </w:r>
     </w:p>
     <w:p>
@@ -1556,6 +1748,7 @@
                               </w:rPr>
                               <w:t>bash ./k8s-resource-collect.sh --host=172.31.3.61:31012 --cluster=prom334 --password=</w:t>
                             </w:r>
+                            <w:proofErr w:type="spellStart"/>
                             <w:r>
                               <w:rPr>
                                 <w:rFonts w:ascii="Consolas" w:hAnsi="Consolas"/>
@@ -1564,6 +1757,7 @@
                               </w:rPr>
                               <w:t>xxxxxxxx</w:t>
                             </w:r>
+                            <w:proofErr w:type="spellEnd"/>
                           </w:p>
                           <w:p>
                             <w:pPr>
@@ -1762,7 +1956,61 @@
                                 <w:sz w:val="16"/>
                                 <w:szCs w:val="16"/>
                               </w:rPr>
-                              <w:t>-rw-r--r--. 1 root root 4324 Feb  8 18:38 deployment-raw.csv</w:t>
+                              <w:t>-</w:t>
+                            </w:r>
+                            <w:proofErr w:type="spellStart"/>
+                            <w:r>
+                              <w:rPr>
+                                <w:rFonts w:ascii="Consolas" w:hAnsi="Consolas"/>
+                                <w:sz w:val="16"/>
+                                <w:szCs w:val="16"/>
+                              </w:rPr>
+                              <w:t>rw</w:t>
+                            </w:r>
+                            <w:proofErr w:type="spellEnd"/>
+                            <w:r>
+                              <w:rPr>
+                                <w:rFonts w:ascii="Consolas" w:hAnsi="Consolas"/>
+                                <w:sz w:val="16"/>
+                                <w:szCs w:val="16"/>
+                              </w:rPr>
+                              <w:t xml:space="preserve">-r--r--. 1 root </w:t>
+                            </w:r>
+                            <w:proofErr w:type="spellStart"/>
+                            <w:r>
+                              <w:rPr>
+                                <w:rFonts w:ascii="Consolas" w:hAnsi="Consolas"/>
+                                <w:sz w:val="16"/>
+                                <w:szCs w:val="16"/>
+                              </w:rPr>
+                              <w:t>root</w:t>
+                            </w:r>
+                            <w:proofErr w:type="spellEnd"/>
+                            <w:r>
+                              <w:rPr>
+                                <w:rFonts w:ascii="Consolas" w:hAnsi="Consolas"/>
+                                <w:sz w:val="16"/>
+                                <w:szCs w:val="16"/>
+                              </w:rPr>
+                              <w:t xml:space="preserve"> 4324 </w:t>
+                            </w:r>
+                            <w:proofErr w:type="gramStart"/>
+                            <w:r>
+                              <w:rPr>
+                                <w:rFonts w:ascii="Consolas" w:hAnsi="Consolas"/>
+                                <w:sz w:val="16"/>
+                                <w:szCs w:val="16"/>
+                              </w:rPr>
+                              <w:t>Feb  8</w:t>
+                            </w:r>
+                            <w:proofErr w:type="gramEnd"/>
+                            <w:r>
+                              <w:rPr>
+                                <w:rFonts w:ascii="Consolas" w:hAnsi="Consolas"/>
+                                <w:sz w:val="16"/>
+                                <w:szCs w:val="16"/>
+                              </w:rPr>
+                              <w:t xml:space="preserve"> 18:38 deployment-raw.csv</w:t>
                             </w:r>
                           </w:p>
                           <w:p>
@@ -1780,7 +2028,53 @@
                                 <w:sz w:val="16"/>
                                 <w:szCs w:val="16"/>
                               </w:rPr>
-                              <w:t>-rw-r--r--. 1 root root  263 Feb  8 18:39 node-raw.csv</w:t>
+                              <w:t>-</w:t>
+                            </w:r>
+                            <w:proofErr w:type="spellStart"/>
+                            <w:r>
+                              <w:rPr>
+                                <w:rFonts w:ascii="Consolas" w:hAnsi="Consolas"/>
+                                <w:sz w:val="16"/>
+                                <w:szCs w:val="16"/>
+                              </w:rPr>
+                              <w:t>rw</w:t>
+                            </w:r>
+                            <w:proofErr w:type="spellEnd"/>
+                            <w:r>
+                              <w:rPr>
+                                <w:rFonts w:ascii="Consolas" w:hAnsi="Consolas"/>
+                                <w:sz w:val="16"/>
+                                <w:szCs w:val="16"/>
+                              </w:rPr>
+                              <w:t xml:space="preserve">-r--r--. 1 root </w:t>
+                            </w:r>
+                            <w:proofErr w:type="spellStart"/>
+                            <w:proofErr w:type="gramStart"/>
+                            <w:r>
+                              <w:rPr>
+                                <w:rFonts w:ascii="Consolas" w:hAnsi="Consolas"/>
+                                <w:sz w:val="16"/>
+                                <w:szCs w:val="16"/>
+                              </w:rPr>
+                              <w:t>root</w:t>
+                            </w:r>
+                            <w:proofErr w:type="spellEnd"/>
+                            <w:r>
+                              <w:rPr>
+                                <w:rFonts w:ascii="Consolas" w:hAnsi="Consolas"/>
+                                <w:sz w:val="16"/>
+                                <w:szCs w:val="16"/>
+                              </w:rPr>
+                              <w:t xml:space="preserve">  263</w:t>
+                            </w:r>
+                            <w:proofErr w:type="gramEnd"/>
+                            <w:r>
+                              <w:rPr>
+                                <w:rFonts w:ascii="Consolas" w:hAnsi="Consolas"/>
+                                <w:sz w:val="16"/>
+                                <w:szCs w:val="16"/>
+                              </w:rPr>
+                              <w:t xml:space="preserve"> Feb  8 18:39 node-raw.csv</w:t>
                             </w:r>
                           </w:p>
                         </w:txbxContent>
@@ -2072,7 +2366,15 @@
         <w:t xml:space="preserve">the </w:t>
       </w:r>
       <w:r>
-        <w:t>required options, “--host”, “</w:t>
+        <w:t>required options</w:t>
+      </w:r>
+      <w:proofErr w:type="gramStart"/>
+      <w:r>
+        <w:t>, “-</w:t>
+      </w:r>
+      <w:proofErr w:type="gramEnd"/>
+      <w:r>
+        <w:t>-host”, “</w:t>
       </w:r>
       <w:r>
         <w:t>--password”, and “--cluster”.</w:t>
@@ -2366,7 +2668,25 @@
                                 <w:sz w:val="16"/>
                                 <w:szCs w:val="16"/>
                               </w:rPr>
-                              <w:t>02/08/2023  10:36 PM    &lt;DIR&gt;          .</w:t>
+                              <w:t>02/08/</w:t>
+                            </w:r>
+                            <w:proofErr w:type="gramStart"/>
+                            <w:r>
+                              <w:rPr>
+                                <w:rFonts w:ascii="Consolas" w:hAnsi="Consolas"/>
+                                <w:sz w:val="16"/>
+                                <w:szCs w:val="16"/>
+                              </w:rPr>
+                              <w:t>2023  10:36</w:t>
+                            </w:r>
+                            <w:proofErr w:type="gramEnd"/>
+                            <w:r>
+                              <w:rPr>
+                                <w:rFonts w:ascii="Consolas" w:hAnsi="Consolas"/>
+                                <w:sz w:val="16"/>
+                                <w:szCs w:val="16"/>
+                              </w:rPr>
+                              <w:t xml:space="preserve"> PM    &lt;DIR&gt;          .</w:t>
                             </w:r>
                           </w:p>
                           <w:p>
@@ -2384,7 +2704,25 @@
                                 <w:sz w:val="16"/>
                                 <w:szCs w:val="16"/>
                               </w:rPr>
-                              <w:t>02/08/2023  06:38 PM             4,324 deployment-raw.csv</w:t>
+                              <w:t>02/08/</w:t>
+                            </w:r>
+                            <w:proofErr w:type="gramStart"/>
+                            <w:r>
+                              <w:rPr>
+                                <w:rFonts w:ascii="Consolas" w:hAnsi="Consolas"/>
+                                <w:sz w:val="16"/>
+                                <w:szCs w:val="16"/>
+                              </w:rPr>
+                              <w:t>2023  06:38</w:t>
+                            </w:r>
+                            <w:proofErr w:type="gramEnd"/>
+                            <w:r>
+                              <w:rPr>
+                                <w:rFonts w:ascii="Consolas" w:hAnsi="Consolas"/>
+                                <w:sz w:val="16"/>
+                                <w:szCs w:val="16"/>
+                              </w:rPr>
+                              <w:t xml:space="preserve"> PM             4,324 deployment-raw.csv</w:t>
                             </w:r>
                           </w:p>
                           <w:p>
@@ -2402,31 +2740,33 @@
                                 <w:sz w:val="16"/>
                                 <w:szCs w:val="16"/>
                               </w:rPr>
-                              <w:t>02/08/2023  05:33 PM           349,394 node_utilization_20230</w:t>
-                            </w:r>
-                            <w:r>
-                              <w:rPr>
-                                <w:rFonts w:ascii="Consolas" w:hAnsi="Consolas"/>
-                                <w:sz w:val="16"/>
-                                <w:szCs w:val="16"/>
-                              </w:rPr>
-                              <w:t>8</w:t>
-                            </w:r>
-                            <w:r>
-                              <w:rPr>
-                                <w:rFonts w:ascii="Consolas" w:hAnsi="Consolas"/>
-                                <w:sz w:val="16"/>
-                                <w:szCs w:val="16"/>
-                              </w:rPr>
-                              <w:t>1</w:t>
-                            </w:r>
-                            <w:r>
-                              <w:rPr>
-                                <w:rFonts w:ascii="Consolas" w:hAnsi="Consolas"/>
-                                <w:sz w:val="16"/>
-                                <w:szCs w:val="16"/>
-                              </w:rPr>
-                              <w:t>6</w:t>
+                              <w:t>02/08/</w:t>
+                            </w:r>
+                            <w:proofErr w:type="gramStart"/>
+                            <w:r>
+                              <w:rPr>
+                                <w:rFonts w:ascii="Consolas" w:hAnsi="Consolas"/>
+                                <w:sz w:val="16"/>
+                                <w:szCs w:val="16"/>
+                              </w:rPr>
+                              <w:t>2023  05:33</w:t>
+                            </w:r>
+                            <w:proofErr w:type="gramEnd"/>
+                            <w:r>
+                              <w:rPr>
+                                <w:rFonts w:ascii="Consolas" w:hAnsi="Consolas"/>
+                                <w:sz w:val="16"/>
+                                <w:szCs w:val="16"/>
+                              </w:rPr>
+                              <w:t xml:space="preserve"> PM           349,394 node_utilization_</w:t>
+                            </w:r>
+                            <w:r>
+                              <w:rPr>
+                                <w:rFonts w:ascii="Consolas" w:hAnsi="Consolas"/>
+                                <w:sz w:val="16"/>
+                                <w:szCs w:val="16"/>
+                              </w:rPr>
+                              <w:t>20231117</w:t>
                             </w:r>
                             <w:r>
                               <w:rPr>
@@ -2452,7 +2792,25 @@
                                 <w:sz w:val="16"/>
                                 <w:szCs w:val="16"/>
                               </w:rPr>
-                              <w:t>02/08/2023  06:39 PM               263 node-raw.csv</w:t>
+                              <w:t>02/08/</w:t>
+                            </w:r>
+                            <w:proofErr w:type="gramStart"/>
+                            <w:r>
+                              <w:rPr>
+                                <w:rFonts w:ascii="Consolas" w:hAnsi="Consolas"/>
+                                <w:sz w:val="16"/>
+                                <w:szCs w:val="16"/>
+                              </w:rPr>
+                              <w:t>2023  06:39</w:t>
+                            </w:r>
+                            <w:proofErr w:type="gramEnd"/>
+                            <w:r>
+                              <w:rPr>
+                                <w:rFonts w:ascii="Consolas" w:hAnsi="Consolas"/>
+                                <w:sz w:val="16"/>
+                                <w:szCs w:val="16"/>
+                              </w:rPr>
+                              <w:t xml:space="preserve"> PM               263 node-raw.csv</w:t>
                             </w:r>
                           </w:p>
                           <w:p>
@@ -2470,7 +2828,25 @@
                                 <w:sz w:val="16"/>
                                 <w:szCs w:val="16"/>
                               </w:rPr>
-                              <w:t xml:space="preserve">               3 File(s)        353,981 bytes</w:t>
+                              <w:t xml:space="preserve">               3 File(</w:t>
+                            </w:r>
+                            <w:proofErr w:type="gramStart"/>
+                            <w:r>
+                              <w:rPr>
+                                <w:rFonts w:ascii="Consolas" w:hAnsi="Consolas"/>
+                                <w:sz w:val="16"/>
+                                <w:szCs w:val="16"/>
+                              </w:rPr>
+                              <w:t xml:space="preserve">s)   </w:t>
+                            </w:r>
+                            <w:proofErr w:type="gramEnd"/>
+                            <w:r>
+                              <w:rPr>
+                                <w:rFonts w:ascii="Consolas" w:hAnsi="Consolas"/>
+                                <w:sz w:val="16"/>
+                                <w:szCs w:val="16"/>
+                              </w:rPr>
+                              <w:t xml:space="preserve">     353,981 bytes</w:t>
                             </w:r>
                           </w:p>
                           <w:p>
@@ -2488,7 +2864,25 @@
                                 <w:sz w:val="16"/>
                                 <w:szCs w:val="16"/>
                               </w:rPr>
-                              <w:t xml:space="preserve">               1 Dir(s)  396,065,189,888 bytes free</w:t>
+                              <w:t xml:space="preserve">               1 Dir(</w:t>
+                            </w:r>
+                            <w:proofErr w:type="gramStart"/>
+                            <w:r>
+                              <w:rPr>
+                                <w:rFonts w:ascii="Consolas" w:hAnsi="Consolas"/>
+                                <w:sz w:val="16"/>
+                                <w:szCs w:val="16"/>
+                              </w:rPr>
+                              <w:t>s)  396,065,189,888</w:t>
+                            </w:r>
+                            <w:proofErr w:type="gramEnd"/>
+                            <w:r>
+                              <w:rPr>
+                                <w:rFonts w:ascii="Consolas" w:hAnsi="Consolas"/>
+                                <w:sz w:val="16"/>
+                                <w:szCs w:val="16"/>
+                              </w:rPr>
+                              <w:t xml:space="preserve"> bytes free</w:t>
                             </w:r>
                           </w:p>
                           <w:p>
@@ -2722,7 +3116,25 @@
                           <w:sz w:val="16"/>
                           <w:szCs w:val="16"/>
                         </w:rPr>
-                        <w:t>02/08/2023  10:36 PM    &lt;DIR&gt;          .</w:t>
+                        <w:t>02/08/</w:t>
+                      </w:r>
+                      <w:proofErr w:type="gramStart"/>
+                      <w:r>
+                        <w:rPr>
+                          <w:rFonts w:ascii="Consolas" w:hAnsi="Consolas"/>
+                          <w:sz w:val="16"/>
+                          <w:szCs w:val="16"/>
+                        </w:rPr>
+                        <w:t>2023  10:36</w:t>
+                      </w:r>
+                      <w:proofErr w:type="gramEnd"/>
+                      <w:r>
+                        <w:rPr>
+                          <w:rFonts w:ascii="Consolas" w:hAnsi="Consolas"/>
+                          <w:sz w:val="16"/>
+                          <w:szCs w:val="16"/>
+                        </w:rPr>
+                        <w:t xml:space="preserve"> PM    &lt;DIR&gt;          .</w:t>
                       </w:r>
                     </w:p>
                     <w:p>
@@ -2740,7 +3152,25 @@
                           <w:sz w:val="16"/>
                           <w:szCs w:val="16"/>
                         </w:rPr>
-                        <w:t>02/08/2023  06:38 PM             4,324 deployment-raw.csv</w:t>
+                        <w:t>02/08/</w:t>
+                      </w:r>
+                      <w:proofErr w:type="gramStart"/>
+                      <w:r>
+                        <w:rPr>
+                          <w:rFonts w:ascii="Consolas" w:hAnsi="Consolas"/>
+                          <w:sz w:val="16"/>
+                          <w:szCs w:val="16"/>
+                        </w:rPr>
+                        <w:t>2023  06:38</w:t>
+                      </w:r>
+                      <w:proofErr w:type="gramEnd"/>
+                      <w:r>
+                        <w:rPr>
+                          <w:rFonts w:ascii="Consolas" w:hAnsi="Consolas"/>
+                          <w:sz w:val="16"/>
+                          <w:szCs w:val="16"/>
+                        </w:rPr>
+                        <w:t xml:space="preserve"> PM             4,324 deployment-raw.csv</w:t>
                       </w:r>
                     </w:p>
                     <w:p>
@@ -2758,31 +3188,33 @@
                           <w:sz w:val="16"/>
                           <w:szCs w:val="16"/>
                         </w:rPr>
-                        <w:t>02/08/2023  05:33 PM           349,394 node_utilization_20230</w:t>
-                      </w:r>
-                      <w:r>
-                        <w:rPr>
-                          <w:rFonts w:ascii="Consolas" w:hAnsi="Consolas"/>
-                          <w:sz w:val="16"/>
-                          <w:szCs w:val="16"/>
-                        </w:rPr>
-                        <w:t>8</w:t>
-                      </w:r>
-                      <w:r>
-                        <w:rPr>
-                          <w:rFonts w:ascii="Consolas" w:hAnsi="Consolas"/>
-                          <w:sz w:val="16"/>
-                          <w:szCs w:val="16"/>
-                        </w:rPr>
-                        <w:t>1</w:t>
-                      </w:r>
-                      <w:r>
-                        <w:rPr>
-                          <w:rFonts w:ascii="Consolas" w:hAnsi="Consolas"/>
-                          <w:sz w:val="16"/>
-                          <w:szCs w:val="16"/>
-                        </w:rPr>
-                        <w:t>6</w:t>
+                        <w:t>02/08/</w:t>
+                      </w:r>
+                      <w:proofErr w:type="gramStart"/>
+                      <w:r>
+                        <w:rPr>
+                          <w:rFonts w:ascii="Consolas" w:hAnsi="Consolas"/>
+                          <w:sz w:val="16"/>
+                          <w:szCs w:val="16"/>
+                        </w:rPr>
+                        <w:t>2023  05:33</w:t>
+                      </w:r>
+                      <w:proofErr w:type="gramEnd"/>
+                      <w:r>
+                        <w:rPr>
+                          <w:rFonts w:ascii="Consolas" w:hAnsi="Consolas"/>
+                          <w:sz w:val="16"/>
+                          <w:szCs w:val="16"/>
+                        </w:rPr>
+                        <w:t xml:space="preserve"> PM           349,394 node_utilization_</w:t>
+                      </w:r>
+                      <w:r>
+                        <w:rPr>
+                          <w:rFonts w:ascii="Consolas" w:hAnsi="Consolas"/>
+                          <w:sz w:val="16"/>
+                          <w:szCs w:val="16"/>
+                        </w:rPr>
+                        <w:t>20231117</w:t>
                       </w:r>
                       <w:r>
                         <w:rPr>
@@ -2808,7 +3240,25 @@
                           <w:sz w:val="16"/>
                           <w:szCs w:val="16"/>
                         </w:rPr>
-                        <w:t>02/08/2023  06:39 PM               263 node-raw.csv</w:t>
+                        <w:t>02/08/</w:t>
+                      </w:r>
+                      <w:proofErr w:type="gramStart"/>
+                      <w:r>
+                        <w:rPr>
+                          <w:rFonts w:ascii="Consolas" w:hAnsi="Consolas"/>
+                          <w:sz w:val="16"/>
+                          <w:szCs w:val="16"/>
+                        </w:rPr>
+                        <w:t>2023  06:39</w:t>
+                      </w:r>
+                      <w:proofErr w:type="gramEnd"/>
+                      <w:r>
+                        <w:rPr>
+                          <w:rFonts w:ascii="Consolas" w:hAnsi="Consolas"/>
+                          <w:sz w:val="16"/>
+                          <w:szCs w:val="16"/>
+                        </w:rPr>
+                        <w:t xml:space="preserve"> PM               263 node-raw.csv</w:t>
                       </w:r>
                     </w:p>
                     <w:p>
@@ -2826,7 +3276,25 @@
                           <w:sz w:val="16"/>
                           <w:szCs w:val="16"/>
                         </w:rPr>
-                        <w:t xml:space="preserve">               3 File(s)        353,981 bytes</w:t>
+                        <w:t xml:space="preserve">               3 File(</w:t>
+                      </w:r>
+                      <w:proofErr w:type="gramStart"/>
+                      <w:r>
+                        <w:rPr>
+                          <w:rFonts w:ascii="Consolas" w:hAnsi="Consolas"/>
+                          <w:sz w:val="16"/>
+                          <w:szCs w:val="16"/>
+                        </w:rPr>
+                        <w:t xml:space="preserve">s)   </w:t>
+                      </w:r>
+                      <w:proofErr w:type="gramEnd"/>
+                      <w:r>
+                        <w:rPr>
+                          <w:rFonts w:ascii="Consolas" w:hAnsi="Consolas"/>
+                          <w:sz w:val="16"/>
+                          <w:szCs w:val="16"/>
+                        </w:rPr>
+                        <w:t xml:space="preserve">     353,981 bytes</w:t>
                       </w:r>
                     </w:p>
                     <w:p>
@@ -2844,7 +3312,25 @@
                           <w:sz w:val="16"/>
                           <w:szCs w:val="16"/>
                         </w:rPr>
-                        <w:t xml:space="preserve">               1 Dir(s)  396,065,189,888 bytes free</w:t>
+                        <w:t xml:space="preserve">               1 Dir(</w:t>
+                      </w:r>
+                      <w:proofErr w:type="gramStart"/>
+                      <w:r>
+                        <w:rPr>
+                          <w:rFonts w:ascii="Consolas" w:hAnsi="Consolas"/>
+                          <w:sz w:val="16"/>
+                          <w:szCs w:val="16"/>
+                        </w:rPr>
+                        <w:t>s)  396,065,189,888</w:t>
+                      </w:r>
+                      <w:proofErr w:type="gramEnd"/>
+                      <w:r>
+                        <w:rPr>
+                          <w:rFonts w:ascii="Consolas" w:hAnsi="Consolas"/>
+                          <w:sz w:val="16"/>
+                          <w:szCs w:val="16"/>
+                        </w:rPr>
+                        <w:t xml:space="preserve"> bytes free</w:t>
                       </w:r>
                     </w:p>
                     <w:p>
@@ -2948,16 +3434,10 @@
         <w:t>Open the “C:\Data\</w:t>
       </w:r>
       <w:r>
-        <w:t>node_utilization_20230</w:t>
-      </w:r>
-      <w:r>
-        <w:t>8</w:t>
-      </w:r>
-      <w:r>
-        <w:t>1</w:t>
-      </w:r>
-      <w:r>
-        <w:t>6</w:t>
+        <w:t>node_utilization_</w:t>
+      </w:r>
+      <w:r>
+        <w:t>20231117</w:t>
       </w:r>
       <w:r>
         <w:t>.xlsx</w:t>
@@ -3165,7 +3645,15 @@
         <w:t xml:space="preserve">Change the </w:t>
       </w:r>
       <w:r>
-        <w:t>absolute path in “File.Contents()”</w:t>
+        <w:t>absolute path in “</w:t>
+      </w:r>
+      <w:proofErr w:type="spellStart"/>
+      <w:r>
+        <w:t>File.Contents</w:t>
+      </w:r>
+      <w:proofErr w:type="spellEnd"/>
+      <w:r>
+        <w:t>()”</w:t>
       </w:r>
     </w:p>
     <w:p>
@@ -4982,20 +5470,20 @@
 </file>
 
 <file path=customXml/item1.xml><?xml version="1.0" encoding="utf-8"?>
-<p:properties xmlns:p="http://schemas.microsoft.com/office/2006/metadata/properties" xmlns:xsi="http://www.w3.org/2001/XMLSchema-instance" xmlns:pc="http://schemas.microsoft.com/office/infopath/2007/PartnerControls">
-  <documentManagement>
-    <_activity xmlns="6b5b9726-846c-427e-9fd6-a12cf87fc304" xsi:nil="true"/>
-  </documentManagement>
-</p:properties>
-</file>
-
-<file path=customXml/item2.xml><?xml version="1.0" encoding="utf-8"?>
 <?mso-contentType ?>
 <FormTemplates xmlns="http://schemas.microsoft.com/sharepoint/v3/contenttype/forms">
   <Display>DocumentLibraryForm</Display>
   <Edit>DocumentLibraryForm</Edit>
   <New>DocumentLibraryForm</New>
 </FormTemplates>
+</file>
+
+<file path=customXml/item2.xml><?xml version="1.0" encoding="utf-8"?>
+<p:properties xmlns:p="http://schemas.microsoft.com/office/2006/metadata/properties" xmlns:xsi="http://www.w3.org/2001/XMLSchema-instance" xmlns:pc="http://schemas.microsoft.com/office/infopath/2007/PartnerControls">
+  <documentManagement>
+    <_activity xmlns="6b5b9726-846c-427e-9fd6-a12cf87fc304" xsi:nil="true"/>
+  </documentManagement>
+</p:properties>
 </file>
 
 <file path=customXml/item3.xml><?xml version="1.0" encoding="utf-8"?>
@@ -5234,19 +5722,19 @@
 </file>
 
 <file path=customXml/itemProps1.xml><?xml version="1.0" encoding="utf-8"?>
+<ds:datastoreItem xmlns:ds="http://schemas.openxmlformats.org/officeDocument/2006/customXml" ds:itemID="{8D1B68E3-1ED8-4809-9061-2D417B025895}">
+  <ds:schemaRefs>
+    <ds:schemaRef ds:uri="http://schemas.microsoft.com/sharepoint/v3/contenttype/forms"/>
+  </ds:schemaRefs>
+</ds:datastoreItem>
+</file>
+
+<file path=customXml/itemProps2.xml><?xml version="1.0" encoding="utf-8"?>
 <ds:datastoreItem xmlns:ds="http://schemas.openxmlformats.org/officeDocument/2006/customXml" ds:itemID="{A2224229-1774-4CBF-9888-950322DDEC15}">
   <ds:schemaRefs>
     <ds:schemaRef ds:uri="http://schemas.microsoft.com/office/2006/metadata/properties"/>
     <ds:schemaRef ds:uri="http://schemas.microsoft.com/office/infopath/2007/PartnerControls"/>
     <ds:schemaRef ds:uri="6b5b9726-846c-427e-9fd6-a12cf87fc304"/>
-  </ds:schemaRefs>
-</ds:datastoreItem>
-</file>
-
-<file path=customXml/itemProps2.xml><?xml version="1.0" encoding="utf-8"?>
-<ds:datastoreItem xmlns:ds="http://schemas.openxmlformats.org/officeDocument/2006/customXml" ds:itemID="{8D1B68E3-1ED8-4809-9061-2D417B025895}">
-  <ds:schemaRefs>
-    <ds:schemaRef ds:uri="http://schemas.microsoft.com/sharepoint/v3/contenttype/forms"/>
   </ds:schemaRefs>
 </ds:datastoreItem>
 </file>
